--- a/courseware/LP-Securing the Future with Quantum Computing and Cryptography.docx
+++ b/courseware/LP-Securing the Future with Quantum Computing and Cryptography.docx
@@ -670,7 +670,7 @@
           </w:rPr>
           <w:t>Activity Reference</w:t>
           <w:tab/>
-          <w:t>8</w:t>
+          <w:t>9</w:t>
         </w:r>
       </w:hyperlink>
     </w:p>

--- a/courseware/LP-Securing the Future with Quantum Computing and Cryptography.docx
+++ b/courseware/LP-Securing the Future with Quantum Computing and Cryptography.docx
@@ -179,7 +179,7 @@
           <w:color w:val="1F6FEB"/>
           <w:sz w:val="24"/>
         </w:rPr>
-        <w:t>Version 11.0</w:t>
+        <w:t>Version 12.0</w:t>
       </w:r>
     </w:p>
     <w:p>
@@ -380,7 +380,65 @@
               <w:rPr>
                 <w:sz w:val="19"/>
               </w:rPr>
-              <w:t>Realigned to the published TGS-2024043419 course outline: Topic 7 is now Quantum Computing Applications and Use Cases (finance, healthcare, science). Rebuilt the 4-day / 32-hour schedule around 18 hands-on activities mapped to the reusable Qiskit lab suite. Quantum paradoxes retained as bonus material.</w:t>
+              <w:t>Realigned to the published TGS-2024043419 course outline: Topic 7 is now Quantum Computing Applications and Use Cases (finance, healthcare, science). Rebuilt the 4-day / 32-hour schedule around 18 hands-on activities mapped to the reusable Qiskit lab suite.</w:t>
+            </w:r>
+          </w:p>
+        </w:tc>
+        <w:tc>
+          <w:tcPr>
+            <w:tcW w:type="dxa" w:w="2160"/>
+          </w:tcPr>
+          <w:p>
+            <w:r/>
+            <w:r>
+              <w:rPr>
+                <w:sz w:val="19"/>
+              </w:rPr>
+              <w:t>Dr Alfred Ang</w:t>
+            </w:r>
+          </w:p>
+        </w:tc>
+      </w:tr>
+      <w:tr>
+        <w:tc>
+          <w:tcPr>
+            <w:tcW w:type="dxa" w:w="2160"/>
+          </w:tcPr>
+          <w:p>
+            <w:r/>
+            <w:r>
+              <w:rPr>
+                <w:sz w:val="19"/>
+              </w:rPr>
+              <w:t>12.0</w:t>
+            </w:r>
+          </w:p>
+        </w:tc>
+        <w:tc>
+          <w:tcPr>
+            <w:tcW w:type="dxa" w:w="2160"/>
+          </w:tcPr>
+          <w:p>
+            <w:r/>
+            <w:r>
+              <w:rPr>
+                <w:sz w:val="19"/>
+              </w:rPr>
+              <w:t>11 August 2026</w:t>
+            </w:r>
+          </w:p>
+        </w:tc>
+        <w:tc>
+          <w:tcPr>
+            <w:tcW w:type="dxa" w:w="2160"/>
+          </w:tcPr>
+          <w:p>
+            <w:r/>
+            <w:r>
+              <w:rPr>
+                <w:sz w:val="19"/>
+              </w:rPr>
+              <w:t>Major content expansion for the full 32 instructional hours: added a Prerequisites section (linear algebra, Dirac notation, unitary operators, density matrices and the five postulates of quantum mechanics), eleven full step-by-step mathematical derivations (phase kickback, Deutsch, Deutsch-Jozsa, teleportation, no-cloning, BB84 security, quantum error correction, Grover, Shor, CHSH and the QFT), Quantum Phase Estimation, and new sections on post-quantum hardening, quantum security and the convergence of quantum computing with AI. Integrated the QuantumLab Beginner ed-tool. Slide deck grows from 118 to 262 slides.</w:t>
             </w:r>
           </w:p>
         </w:tc>
@@ -628,7 +686,7 @@
           </w:rPr>
           <w:t>Day 4 — Applications, Error Correction and Assessment</w:t>
           <w:tab/>
-          <w:t>7</w:t>
+          <w:t>8</w:t>
         </w:r>
       </w:hyperlink>
     </w:p>
@@ -649,7 +707,7 @@
           </w:rPr>
           <w:t>Topic and Activity Reference</w:t>
           <w:tab/>
-          <w:t>8</w:t>
+          <w:t>9</w:t>
         </w:r>
       </w:hyperlink>
     </w:p>
@@ -1416,7 +1474,7 @@
                 <w:b/>
                 <w:sz w:val="19"/>
               </w:rPr>
-              <w:t>Topic 1 — Quantum Physics Fundamentals: the five postulates of quantum mechanics, state space and Hilbert space, unitary and Hermitian operators, eigenvalues and eigenvectors</w:t>
+              <w:t>PREREQUISITES — Mathematics of quantum mechanics: linear algebra and Dirac notation, inner/outer products, tensor products, eigenvalues. Unitary operators and the four properties (norm-preserving, inner-product preserving, reversible, unit-circle eigenvalues)</w:t>
             </w:r>
           </w:p>
         </w:tc>
@@ -1522,7 +1580,7 @@
                 <w:b/>
                 <w:sz w:val="19"/>
               </w:rPr>
-              <w:t>Topic 1 (continued) — Mathematics for quantum mechanics: Dirac bra-ket notation, inner and outer products, the Born rule and tensor products</w:t>
+              <w:t>Topic 1 — The FIVE POSTULATES of quantum mechanics, one at a time with the mathematics of each (state space, unitary evolution, observables, Born rule, collapse). Density matrices and mixed states. Intro to the QuantumLab ed-tool</w:t>
             </w:r>
           </w:p>
         </w:tc>
@@ -2135,7 +2193,7 @@
                 <w:b/>
                 <w:sz w:val="19"/>
               </w:rPr>
-              <w:t>Topic 3 (continued) — Multi-qubit gates (CNOT, CZ, controlled-phase, SWAP, Toffoli), Bell and GHZ states, and phase kickback</w:t>
+              <w:t>Topic 3 (continued) — Multi-qubit gates (CNOT, CZ, controlled-phase, SWAP, Toffoli), Bell and GHZ states. FULL DERIVATION of PHASE KICKBACK, step by step, and the oracle identity U_f|x&gt;|-&gt; = (-1)^f(x)|x&gt;|-&gt;</w:t>
             </w:r>
           </w:p>
         </w:tc>
@@ -2344,7 +2402,7 @@
                 <w:b/>
                 <w:sz w:val="19"/>
               </w:rPr>
-              <w:t>Topic 4 — Quantum Protocols: the no-cloning theorem and its proof, quantum teleportation and the superdense coding protocol</w:t>
+              <w:t>Topic 4 — Quantum Protocols: FULL PROOF of the no-cloning theorem, and the complete seven-step algebraic DERIVATION of quantum teleportation. Superdense coding as its dual</w:t>
             </w:r>
           </w:p>
         </w:tc>
@@ -2394,7 +2452,7 @@
                 <w:b w:val="0"/>
                 <w:sz w:val="19"/>
               </w:rPr>
-              <w:t>Topic 4 (continued) — BB84 QKD and the CHSH game. Hands-on: Activity 6: Quantum Teleportation; Activity 7: Superdense Coding Protocol; Activity 8: BB84 Quantum Key Distribution with Eavesdropping Detection</w:t>
+              <w:t>Topic 4 (continued) — FULL PROOF of BB84 security: sifting, the intercept-resend attack, the 25% QBER and the detection probability. The CHSH inequality and its 2 vs 2√2 bound. Hands-on: Activity 6: Quantum Teleportation; Activity 7: Superdense Coding Protocol; Activity 8: BB84 Quantum Key Distribution with Eavesdropping Detection</w:t>
             </w:r>
           </w:p>
         </w:tc>
@@ -2642,7 +2700,7 @@
                 <w:b/>
                 <w:sz w:val="19"/>
               </w:rPr>
-              <w:t>Topic 5 — Quantum Algorithms: the query/oracle model, the Deutsch algorithm and the Deutsch-Jozsa algorithm</w:t>
+              <w:t>Topic 5 — Quantum Algorithms: the query/oracle model. FULL DERIVATIONS of the Deutsch algorithm (6 steps) and Deutsch-Jozsa (5 steps) showing the exponential query separation</w:t>
             </w:r>
           </w:p>
         </w:tc>
@@ -2848,7 +2906,7 @@
                 <w:b w:val="0"/>
                 <w:sz w:val="19"/>
               </w:rPr>
-              <w:t>Topic 5 (continued) — Grover search and the Quantum Fourier Transform. Hands-on: Activity 11: Grover's Search Algorithm; Activity 12: Quantum Fourier Transform</w:t>
+              <w:t>Topic 5 (continued) — FULL DERIVATION of Grover (two reflections = a rotation, the (π/4)√N bound and over-rotation). The QUANTUM FOURIER TRANSFORM and QUANTUM PHASE ESTIMATION. Hands-on: Activity 11: Grover's Search Algorithm; Activity 12: Quantum Fourier Transform</w:t>
             </w:r>
           </w:p>
         </w:tc>
@@ -2954,7 +3012,7 @@
                 <w:b/>
                 <w:sz w:val="19"/>
               </w:rPr>
-              <w:t>Topic 6 — Quantum Cryptography and Quantum Safety: classical cryptography, the quantum threat, Shor's algorithm and post-quantum cryptography</w:t>
+              <w:t>Topic 6 — Quantum Cryptography and Quantum Safety: classical cryptography, the quantum threat. FULL DERIVATION of Shor's algorithm (factoring reduced to period finding). POST-QUANTUM HARDENING: Mosca's inequality, cryptographic inventory (CBOM), NIST FIPS 203/204/205, hybrid key exchange and crypto-agility. QUANTUM SECURITY: threat model, QKD vs PQC, QRNG</w:t>
             </w:r>
           </w:p>
         </w:tc>
@@ -3252,7 +3310,7 @@
                 <w:b/>
                 <w:sz w:val="19"/>
               </w:rPr>
-              <w:t>Topic 7 — Quantum Computing Applications and Use Cases: finance, healthcare and life sciences, science and materials, optimisation and logistics</w:t>
+              <w:t>Topic 7 — Applications and Use Cases: finance, healthcare and life sciences, science and materials, optimisation. QUANTUM COMPUTING AND AI: the four intersections, quantum machine learning honestly assessed, AI for quantum (calibration, ML error decoders), quantum-inspired classical algorithms and the realistic outlook</w:t>
             </w:r>
           </w:p>
         </w:tc>
@@ -3461,7 +3519,7 @@
                 <w:b/>
                 <w:sz w:val="19"/>
               </w:rPr>
-              <w:t>Topic 8 — Quantum Error Correction: why QEC is needed, bit and phase flip errors, syndrome measurement, the Shor and Steane codes, surface codes and fault tolerance</w:t>
+              <w:t>Topic 8 — Quantum Error Correction: FULL PROOF that QEC works — why naive copying is forbidden, encoding, syndrome operators and why measuring the syndrome does NOT collapse the logical state. Shor 9-qubit, Steane 7-qubit, surface codes and the threshold theorem</w:t>
             </w:r>
           </w:p>
         </w:tc>
@@ -3903,7 +3961,7 @@
                 <w:b w:val="0"/>
                 <w:sz w:val="19"/>
               </w:rPr>
-              <w:t>Slide 18</w:t>
+              <w:t>Slide 44</w:t>
             </w:r>
           </w:p>
         </w:tc>
@@ -3971,7 +4029,7 @@
                 <w:b w:val="0"/>
                 <w:sz w:val="19"/>
               </w:rPr>
-              <w:t>Slide 27</w:t>
+              <w:t>Slide 52</w:t>
             </w:r>
           </w:p>
         </w:tc>
@@ -4039,7 +4097,7 @@
                 <w:b w:val="0"/>
                 <w:sz w:val="19"/>
               </w:rPr>
-              <w:t>Slide 38</w:t>
+              <w:t>Slide 63</w:t>
             </w:r>
           </w:p>
         </w:tc>
@@ -4107,7 +4165,7 @@
                 <w:b w:val="0"/>
                 <w:sz w:val="19"/>
               </w:rPr>
-              <w:t>Slide 49</w:t>
+              <w:t>Slide 81</w:t>
             </w:r>
           </w:p>
         </w:tc>
@@ -4175,7 +4233,7 @@
                 <w:b w:val="0"/>
                 <w:sz w:val="19"/>
               </w:rPr>
-              <w:t>Slide 62</w:t>
+              <w:t>Slide 130</w:t>
             </w:r>
           </w:p>
         </w:tc>
@@ -4243,7 +4301,7 @@
                 <w:b w:val="0"/>
                 <w:sz w:val="19"/>
               </w:rPr>
-              <w:t>Slide 77</w:t>
+              <w:t>Slide 185</w:t>
             </w:r>
           </w:p>
         </w:tc>
@@ -4311,7 +4369,7 @@
                 <w:b w:val="0"/>
                 <w:sz w:val="19"/>
               </w:rPr>
-              <w:t>Slide 89</w:t>
+              <w:t>Slide 216</w:t>
             </w:r>
           </w:p>
         </w:tc>
@@ -4379,7 +4437,7 @@
                 <w:b w:val="0"/>
                 <w:sz w:val="19"/>
               </w:rPr>
-              <w:t>Slide 100</w:t>
+              <w:t>Slide 234</w:t>
             </w:r>
           </w:p>
         </w:tc>
@@ -4543,7 +4601,7 @@
                 <w:b w:val="0"/>
                 <w:sz w:val="19"/>
               </w:rPr>
-              <w:t>Slide 24</w:t>
+              <w:t>Slide 49</w:t>
             </w:r>
           </w:p>
         </w:tc>
@@ -4610,7 +4668,7 @@
                 <w:b w:val="0"/>
                 <w:sz w:val="19"/>
               </w:rPr>
-              <w:t>Slide 33</w:t>
+              <w:t>Slide 58</w:t>
             </w:r>
           </w:p>
         </w:tc>
@@ -4677,7 +4735,7 @@
                 <w:b w:val="0"/>
                 <w:sz w:val="19"/>
               </w:rPr>
-              <w:t>Slide 35</w:t>
+              <w:t>Slide 60</w:t>
             </w:r>
           </w:p>
         </w:tc>
@@ -4744,7 +4802,7 @@
                 <w:b w:val="0"/>
                 <w:sz w:val="19"/>
               </w:rPr>
-              <w:t>Slide 44</w:t>
+              <w:t>Slide 76</w:t>
             </w:r>
           </w:p>
         </w:tc>
@@ -4811,7 +4869,7 @@
                 <w:b w:val="0"/>
                 <w:sz w:val="19"/>
               </w:rPr>
-              <w:t>Slide 46</w:t>
+              <w:t>Slide 78</w:t>
             </w:r>
           </w:p>
         </w:tc>
@@ -4878,7 +4936,7 @@
                 <w:b w:val="0"/>
                 <w:sz w:val="19"/>
               </w:rPr>
-              <w:t>Slide 55</w:t>
+              <w:t>Slide 123</w:t>
             </w:r>
           </w:p>
         </w:tc>
@@ -4945,7 +5003,7 @@
                 <w:b w:val="0"/>
                 <w:sz w:val="19"/>
               </w:rPr>
-              <w:t>Slide 57</w:t>
+              <w:t>Slide 125</w:t>
             </w:r>
           </w:p>
         </w:tc>
@@ -5012,7 +5070,7 @@
                 <w:b w:val="0"/>
                 <w:sz w:val="19"/>
               </w:rPr>
-              <w:t>Slide 59</w:t>
+              <w:t>Slide 127</w:t>
             </w:r>
           </w:p>
         </w:tc>
@@ -5079,7 +5137,7 @@
                 <w:b w:val="0"/>
                 <w:sz w:val="19"/>
               </w:rPr>
-              <w:t>Slide 68</w:t>
+              <w:t>Slide 176</w:t>
             </w:r>
           </w:p>
         </w:tc>
@@ -5146,7 +5204,7 @@
                 <w:b w:val="0"/>
                 <w:sz w:val="19"/>
               </w:rPr>
-              <w:t>Slide 70</w:t>
+              <w:t>Slide 178</w:t>
             </w:r>
           </w:p>
         </w:tc>
@@ -5213,7 +5271,7 @@
                 <w:b w:val="0"/>
                 <w:sz w:val="19"/>
               </w:rPr>
-              <w:t>Slide 72</w:t>
+              <w:t>Slide 180</w:t>
             </w:r>
           </w:p>
         </w:tc>
@@ -5280,7 +5338,7 @@
                 <w:b w:val="0"/>
                 <w:sz w:val="19"/>
               </w:rPr>
-              <w:t>Slide 74</w:t>
+              <w:t>Slide 182</w:t>
             </w:r>
           </w:p>
         </w:tc>
@@ -5347,7 +5405,7 @@
                 <w:b w:val="0"/>
                 <w:sz w:val="19"/>
               </w:rPr>
-              <w:t>Slide 84</w:t>
+              <w:t>Slide 211</w:t>
             </w:r>
           </w:p>
         </w:tc>
@@ -5414,7 +5472,7 @@
                 <w:b w:val="0"/>
                 <w:sz w:val="19"/>
               </w:rPr>
-              <w:t>Slide 86</w:t>
+              <w:t>Slide 213</w:t>
             </w:r>
           </w:p>
         </w:tc>
@@ -5481,7 +5539,7 @@
                 <w:b w:val="0"/>
                 <w:sz w:val="19"/>
               </w:rPr>
-              <w:t>Slide 95</w:t>
+              <w:t>Slide 229</w:t>
             </w:r>
           </w:p>
         </w:tc>
@@ -5548,7 +5606,7 @@
                 <w:b w:val="0"/>
                 <w:sz w:val="19"/>
               </w:rPr>
-              <w:t>Slide 97</w:t>
+              <w:t>Slide 231</w:t>
             </w:r>
           </w:p>
         </w:tc>
@@ -5615,7 +5673,7 @@
                 <w:b w:val="0"/>
                 <w:sz w:val="19"/>
               </w:rPr>
-              <w:t>Slide 106</w:t>
+              <w:t>Slide 250</w:t>
             </w:r>
           </w:p>
         </w:tc>
@@ -5682,7 +5740,7 @@
                 <w:b w:val="0"/>
                 <w:sz w:val="19"/>
               </w:rPr>
-              <w:t>Slide 108</w:t>
+              <w:t>Slide 252</w:t>
             </w:r>
           </w:p>
         </w:tc>

--- a/courseware/LP-Securing the Future with Quantum Computing and Cryptography.docx
+++ b/courseware/LP-Securing the Future with Quantum Computing and Cryptography.docx
@@ -179,7 +179,7 @@
           <w:color w:val="1F6FEB"/>
           <w:sz w:val="24"/>
         </w:rPr>
-        <w:t>Version 12.0</w:t>
+        <w:t>Version 13.0</w:t>
       </w:r>
     </w:p>
     <w:p>
@@ -410,7 +410,7 @@
               <w:rPr>
                 <w:sz w:val="19"/>
               </w:rPr>
-              <w:t>12.0</w:t>
+              <w:t>13.0</w:t>
             </w:r>
           </w:p>
         </w:tc>
@@ -439,6 +439,64 @@
                 <w:sz w:val="19"/>
               </w:rPr>
               <w:t>Major content expansion for the full 32 instructional hours: added a Prerequisites section (linear algebra, Dirac notation, unitary operators, density matrices and the five postulates of quantum mechanics), eleven full step-by-step mathematical derivations (phase kickback, Deutsch, Deutsch-Jozsa, teleportation, no-cloning, BB84 security, quantum error correction, Grover, Shor, CHSH and the QFT), Quantum Phase Estimation, and new sections on post-quantum hardening, quantum security and the convergence of quantum computing with AI. Integrated the QuantumLab Beginner ed-tool. Slide deck grows from 118 to 262 slides.</w:t>
+            </w:r>
+          </w:p>
+        </w:tc>
+        <w:tc>
+          <w:tcPr>
+            <w:tcW w:type="dxa" w:w="2160"/>
+          </w:tcPr>
+          <w:p>
+            <w:r/>
+            <w:r>
+              <w:rPr>
+                <w:sz w:val="19"/>
+              </w:rPr>
+              <w:t>Dr Alfred Ang</w:t>
+            </w:r>
+          </w:p>
+        </w:tc>
+      </w:tr>
+      <w:tr>
+        <w:tc>
+          <w:tcPr>
+            <w:tcW w:type="dxa" w:w="2160"/>
+          </w:tcPr>
+          <w:p>
+            <w:r/>
+            <w:r>
+              <w:rPr>
+                <w:sz w:val="19"/>
+              </w:rPr>
+              <w:t>13.0</w:t>
+            </w:r>
+          </w:p>
+        </w:tc>
+        <w:tc>
+          <w:tcPr>
+            <w:tcW w:type="dxa" w:w="2160"/>
+          </w:tcPr>
+          <w:p>
+            <w:r/>
+            <w:r>
+              <w:rPr>
+                <w:sz w:val="19"/>
+              </w:rPr>
+              <w:t>11 August 2026</w:t>
+            </w:r>
+          </w:p>
+        </w:tc>
+        <w:tc>
+          <w:tcPr>
+            <w:tcW w:type="dxa" w:w="2160"/>
+          </w:tcPr>
+          <w:p>
+            <w:r/>
+            <w:r>
+              <w:rPr>
+                <w:sz w:val="19"/>
+              </w:rPr>
+              <w:t>Renumbered the hands-on labs to lab01-lab18 so the folder names match the activity numbers used in the slides, Lesson Plan and Learner Guide. Flattened the nested per-variant folders (BB84 with/without eavesdropper, the four QEC codes, Deutsch-Jozsa) into their parent lab, added a README to every lab folder, and moved the combined QEC runner to bonus/. All step commands and lab references updated across every artifact.</w:t>
             </w:r>
           </w:p>
         </w:tc>
@@ -493,7 +551,7 @@
           </w:rPr>
           <w:t>Course Information</w:t>
           <w:tab/>
-          <w:t>4</w:t>
+          <w:t>5</w:t>
         </w:r>
       </w:hyperlink>
     </w:p>
@@ -514,7 +572,7 @@
           </w:rPr>
           <w:t>Learning Outcomes</w:t>
           <w:tab/>
-          <w:t>4</w:t>
+          <w:t>5</w:t>
         </w:r>
       </w:hyperlink>
     </w:p>
@@ -535,7 +593,7 @@
           </w:rPr>
           <w:t>Target Audience and Prerequisites</w:t>
           <w:tab/>
-          <w:t>4</w:t>
+          <w:t>5</w:t>
         </w:r>
       </w:hyperlink>
     </w:p>
@@ -556,7 +614,7 @@
           </w:rPr>
           <w:t>Assessment</w:t>
           <w:tab/>
-          <w:t>4</w:t>
+          <w:t>5</w:t>
         </w:r>
       </w:hyperlink>
     </w:p>
@@ -577,7 +635,7 @@
           </w:rPr>
           <w:t>Training Delivery and Resources</w:t>
           <w:tab/>
-          <w:t>5</w:t>
+          <w:t>6</w:t>
         </w:r>
       </w:hyperlink>
     </w:p>
@@ -598,7 +656,7 @@
           </w:rPr>
           <w:t>Course Schedule</w:t>
           <w:tab/>
-          <w:t>5</w:t>
+          <w:t>6</w:t>
         </w:r>
       </w:hyperlink>
     </w:p>
@@ -620,7 +678,7 @@
           </w:rPr>
           <w:t>Day 1 — Quantum Physics Fundamentals &amp; Quantum Computing Systems</w:t>
           <w:tab/>
-          <w:t>5</w:t>
+          <w:t>6</w:t>
         </w:r>
       </w:hyperlink>
     </w:p>
@@ -642,7 +700,7 @@
           </w:rPr>
           <w:t>Day 2 — Quantum Gates, Circuits and Quantum Protocols</w:t>
           <w:tab/>
-          <w:t>6</w:t>
+          <w:t>7</w:t>
         </w:r>
       </w:hyperlink>
     </w:p>
@@ -664,7 +722,7 @@
           </w:rPr>
           <w:t>Day 3 — Quantum Algorithms and Quantum Cryptography</w:t>
           <w:tab/>
-          <w:t>7</w:t>
+          <w:t>8</w:t>
         </w:r>
       </w:hyperlink>
     </w:p>
@@ -686,7 +744,7 @@
           </w:rPr>
           <w:t>Day 4 — Applications, Error Correction and Assessment</w:t>
           <w:tab/>
-          <w:t>8</w:t>
+          <w:t>9</w:t>
         </w:r>
       </w:hyperlink>
     </w:p>
@@ -707,7 +765,7 @@
           </w:rPr>
           <w:t>Topic and Activity Reference</w:t>
           <w:tab/>
-          <w:t>9</w:t>
+          <w:t>10</w:t>
         </w:r>
       </w:hyperlink>
     </w:p>
@@ -728,7 +786,7 @@
           </w:rPr>
           <w:t>Activity Reference</w:t>
           <w:tab/>
-          <w:t>9</w:t>
+          <w:t>10</w:t>
         </w:r>
       </w:hyperlink>
     </w:p>

--- a/courseware/LP-Securing the Future with Quantum Computing and Cryptography.docx
+++ b/courseware/LP-Securing the Future with Quantum Computing and Cryptography.docx
@@ -410,7 +410,7 @@
               <w:rPr>
                 <w:sz w:val="19"/>
               </w:rPr>
-              <w:t>13.0</w:t>
+              <w:t>12.0</w:t>
             </w:r>
           </w:p>
         </w:tc>
